--- a/t39_s1.docx
+++ b/t39_s1.docx
@@ -3,2348 +3,998 @@
 <w:document xmlns:wpc="http://schemas.microsoft.com/office/word/2010/wordprocessingCanvas" xmlns:mo="http://schemas.microsoft.com/office/mac/office/2008/main" xmlns:mc="http://schemas.openxmlformats.org/markup-compatibility/2006" xmlns:mv="urn:schemas-microsoft-com:mac:vml" xmlns:o="urn:schemas-microsoft-com:office:office" xmlns:r="http://schemas.openxmlformats.org/officeDocument/2006/relationships" xmlns:m="http://schemas.openxmlformats.org/officeDocument/2006/math" xmlns:v="urn:schemas-microsoft-com:vml" xmlns:wp14="http://schemas.microsoft.com/office/word/2010/wordprocessingDrawing" xmlns:wp="http://schemas.openxmlformats.org/drawingml/2006/wordprocessingDrawing" xmlns:w10="urn:schemas-microsoft-com:office:word" xmlns:w="http://schemas.openxmlformats.org/wordprocessingml/2006/main" xmlns:w14="http://schemas.microsoft.com/office/word/2010/wordml" xmlns:wpg="http://schemas.microsoft.com/office/word/2010/wordprocessingGroup" xmlns:wpi="http://schemas.microsoft.com/office/word/2010/wordprocessingInk" xmlns:wne="http://schemas.microsoft.com/office/word/2006/wordml" xmlns:wps="http://schemas.microsoft.com/office/word/2010/wordprocessingShape" mc:Ignorable="w14 wp14">
   <w:body>
     <w:p>
-      <w:pPr>
-        <w:spacing w:after="40" w:before="120"/>
-      </w:pPr>
       <w:r>
-        <w:rPr>
-          <w:b w:val="0"/>
-          <w:i w:val="0"/>
-          <w:sz w:val="22"/>
-        </w:rPr>
-        <w:t>Question: In which position is a client placed for an enema or rectal examination?</w:t>
+        <w:t xml:space="preserve">Question: After cholecystectomy, the client is typically started on:</w:t>
       </w:r>
     </w:p>
     <w:p>
-      <w:pPr>
-        <w:spacing w:after="0" w:before="0"/>
-      </w:pPr>
       <w:r>
-        <w:rPr>
-          <w:b w:val="0"/>
-          <w:i w:val="0"/>
-          <w:sz w:val="22"/>
-        </w:rPr>
-        <w:t>(a) Sims position</w:t>
+        <w:t xml:space="preserve">(a) A high-fat diet</w:t>
       </w:r>
     </w:p>
     <w:p>
-      <w:pPr>
-        <w:spacing w:after="0" w:before="0"/>
-      </w:pPr>
       <w:r>
-        <w:rPr>
-          <w:b w:val="0"/>
-          <w:i w:val="0"/>
-          <w:sz w:val="22"/>
-        </w:rPr>
-        <w:t>(b) Prone position</w:t>
+        <w:t xml:space="preserve">(b) Fried foods</w:t>
       </w:r>
     </w:p>
     <w:p>
-      <w:pPr>
-        <w:spacing w:after="0" w:before="0"/>
-      </w:pPr>
       <w:r>
-        <w:rPr>
-          <w:b w:val="0"/>
-          <w:i w:val="0"/>
-          <w:sz w:val="22"/>
-        </w:rPr>
-        <w:t>(c) Supine position</w:t>
+        <w:t xml:space="preserve">(c) A low-fat diet</w:t>
       </w:r>
     </w:p>
     <w:p>
-      <w:pPr>
-        <w:spacing w:after="0" w:before="0"/>
-      </w:pPr>
       <w:r>
-        <w:rPr>
-          <w:b w:val="0"/>
-          <w:i w:val="0"/>
-          <w:sz w:val="22"/>
-        </w:rPr>
-        <w:t>(d) Trendelenburg position</w:t>
+        <w:t xml:space="preserve">(d) Nothing for a week</w:t>
       </w:r>
     </w:p>
     <w:p>
-      <w:pPr>
-        <w:spacing w:after="0" w:before="40"/>
-      </w:pPr>
       <w:r>
-        <w:rPr>
-          <w:b/>
-          <w:i w:val="0"/>
-          <w:sz w:val="22"/>
-        </w:rPr>
-        <w:t>Answer: a</w:t>
+        <w:t xml:space="preserve">Answer: c</w:t>
       </w:r>
     </w:p>
     <w:p>
-      <w:pPr>
-        <w:spacing w:after="0" w:before="0"/>
-      </w:pPr>
       <w:r>
-        <w:rPr>
-          <w:b w:val="0"/>
-          <w:i w:val="0"/>
-          <w:sz w:val="21"/>
-        </w:rPr>
-        <w:t>Solution: Sims position (left side with the upper knee flexed toward the chest) is used for enemas and rectal examinations because it allows gravity to aid fluid flow and exposes the rectum. The other positions are not appropriate for this procedure.</w:t>
+        <w:t xml:space="preserve">Solution: A low-fat diet reduces biliary stimulation and discomfort after gallbladder surgery; fat is gradually reintroduced as tolerated.</w:t>
       </w:r>
     </w:p>
     <w:p>
-      <w:pPr>
-        <w:spacing w:after="0" w:before="0"/>
-      </w:pPr>
       <w:r>
-        <w:rPr>
-          <w:b w:val="0"/>
-          <w:i w:val="0"/>
-          <w:sz w:val="20"/>
-        </w:rPr>
-        <w:t>Positive Marks: 1</w:t>
+        <w:t xml:space="preserve">Positive Marks: 1</w:t>
       </w:r>
     </w:p>
     <w:p>
-      <w:pPr>
-        <w:spacing w:after="160" w:before="0"/>
-      </w:pPr>
       <w:r>
-        <w:rPr>
-          <w:b w:val="0"/>
-          <w:i w:val="0"/>
-          <w:sz w:val="20"/>
-        </w:rPr>
-        <w:t>Negative Marks: 0.25</w:t>
+        <w:t xml:space="preserve">Negative Marks: 0.25</w:t>
       </w:r>
     </w:p>
     <w:p>
-      <w:pPr>
-        <w:spacing w:after="40" w:before="120"/>
-      </w:pPr>
       <w:r>
-        <w:rPr>
-          <w:b w:val="0"/>
-          <w:i w:val="0"/>
-          <w:sz w:val="22"/>
-        </w:rPr>
-        <w:t>Question: A client with severe dyspnoea is most comfortable sitting upright and leaning forward over a bedside table. This position is called:</w:t>
+        <w:t xml:space="preserve"/>
       </w:r>
     </w:p>
     <w:p>
-      <w:pPr>
-        <w:spacing w:after="0" w:before="0"/>
-      </w:pPr>
       <w:r>
-        <w:rPr>
-          <w:b w:val="0"/>
-          <w:i w:val="0"/>
-          <w:sz w:val="22"/>
-        </w:rPr>
-        <w:t>(a) Orthopneic position</w:t>
+        <w:t xml:space="preserve">Question: The nurse counts a client's respirations without the client knowing because:</w:t>
       </w:r>
     </w:p>
     <w:p>
-      <w:pPr>
-        <w:spacing w:after="0" w:before="0"/>
-      </w:pPr>
       <w:r>
-        <w:rPr>
-          <w:b w:val="0"/>
-          <w:i w:val="0"/>
-          <w:sz w:val="22"/>
-        </w:rPr>
-        <w:t>(b) Fowler's position</w:t>
+        <w:t xml:space="preserve">(a) Awareness can alter the rate and depth of breathing</w:t>
       </w:r>
     </w:p>
     <w:p>
-      <w:pPr>
-        <w:spacing w:after="0" w:before="0"/>
-      </w:pPr>
       <w:r>
-        <w:rPr>
-          <w:b w:val="0"/>
-          <w:i w:val="0"/>
-          <w:sz w:val="22"/>
-        </w:rPr>
-        <w:t>(c) Sims position</w:t>
+        <w:t xml:space="preserve">(b) It saves time</w:t>
       </w:r>
     </w:p>
     <w:p>
-      <w:pPr>
-        <w:spacing w:after="0" w:before="0"/>
-      </w:pPr>
       <w:r>
-        <w:rPr>
-          <w:b w:val="0"/>
-          <w:i w:val="0"/>
-          <w:sz w:val="22"/>
-        </w:rPr>
-        <w:t>(d) Lithotomy position</w:t>
+        <w:t xml:space="preserve">(c) Respirations are not important</w:t>
       </w:r>
     </w:p>
     <w:p>
-      <w:pPr>
-        <w:spacing w:after="0" w:before="40"/>
-      </w:pPr>
       <w:r>
-        <w:rPr>
-          <w:b/>
-          <w:i w:val="0"/>
-          <w:sz w:val="22"/>
-        </w:rPr>
-        <w:t>Answer: a</w:t>
+        <w:t xml:space="preserve">(d) The client cannot breathe otherwise</w:t>
       </w:r>
     </w:p>
     <w:p>
-      <w:pPr>
-        <w:spacing w:after="0" w:before="0"/>
-      </w:pPr>
       <w:r>
-        <w:rPr>
-          <w:b w:val="0"/>
-          <w:i w:val="0"/>
-          <w:sz w:val="21"/>
-        </w:rPr>
-        <w:t>Solution: The orthopneic position—sitting upright leaning forward over a bedside table—maximises chest expansion and eases breathing in clients with dyspnoea. Fowler's (b) is a semi-sitting position without the forward lean, and the others are unrelated.</w:t>
+        <w:t xml:space="preserve">Answer: a</w:t>
       </w:r>
     </w:p>
     <w:p>
-      <w:pPr>
-        <w:spacing w:after="0" w:before="0"/>
-      </w:pPr>
       <w:r>
-        <w:rPr>
-          <w:b w:val="0"/>
-          <w:i w:val="0"/>
-          <w:sz w:val="20"/>
-        </w:rPr>
-        <w:t>Positive Marks: 1</w:t>
+        <w:t xml:space="preserve">Solution: Clients unconsciously change their breathing when they know it is being counted, so the nurse observes respirations while appearing to count the pulse.</w:t>
       </w:r>
     </w:p>
     <w:p>
-      <w:pPr>
-        <w:spacing w:after="160" w:before="0"/>
-      </w:pPr>
       <w:r>
-        <w:rPr>
-          <w:b w:val="0"/>
-          <w:i w:val="0"/>
-          <w:sz w:val="20"/>
-        </w:rPr>
-        <w:t>Negative Marks: 0.25</w:t>
+        <w:t xml:space="preserve">Positive Marks: 1</w:t>
       </w:r>
     </w:p>
     <w:p>
-      <w:pPr>
-        <w:spacing w:after="40" w:before="120"/>
-      </w:pPr>
       <w:r>
-        <w:rPr>
-          <w:b w:val="0"/>
-          <w:i w:val="0"/>
-          <w:sz w:val="22"/>
-        </w:rPr>
-        <w:t>Question: Which is the correct technique when transferring a client with a gait (transfer) belt?</w:t>
+        <w:t xml:space="preserve">Negative Marks: 0.25</w:t>
       </w:r>
     </w:p>
     <w:p>
-      <w:pPr>
-        <w:spacing w:after="0" w:before="0"/>
-      </w:pPr>
       <w:r>
-        <w:rPr>
-          <w:b w:val="0"/>
-          <w:i w:val="0"/>
-          <w:sz w:val="22"/>
-        </w:rPr>
-        <w:t>(a) Stand close to the client and grasp the belt at the back</w:t>
+        <w:t xml:space="preserve"/>
       </w:r>
     </w:p>
     <w:p>
-      <w:pPr>
-        <w:spacing w:after="0" w:before="0"/>
-      </w:pPr>
       <w:r>
-        <w:rPr>
-          <w:b w:val="0"/>
-          <w:i w:val="0"/>
-          <w:sz w:val="22"/>
-        </w:rPr>
-        <w:t>(b) Hold the client's arm and pull him forward</w:t>
+        <w:t xml:space="preserve">Question: "Lightening" in late pregnancy refers to:</w:t>
       </w:r>
     </w:p>
     <w:p>
-      <w:pPr>
-        <w:spacing w:after="0" w:before="0"/>
-      </w:pPr>
       <w:r>
-        <w:rPr>
-          <w:b w:val="0"/>
-          <w:i w:val="0"/>
-          <w:sz w:val="22"/>
-        </w:rPr>
-        <w:t>(c) Stand behind the client and push from the shoulders</w:t>
+        <w:t xml:space="preserve">(a) The baby turning breech</w:t>
       </w:r>
     </w:p>
     <w:p>
-      <w:pPr>
-        <w:spacing w:after="0" w:before="0"/>
-      </w:pPr>
       <w:r>
-        <w:rPr>
-          <w:b w:val="0"/>
-          <w:i w:val="0"/>
-          <w:sz w:val="22"/>
-        </w:rPr>
-        <w:t>(d) Grasp the client's hands and pull him to standing</w:t>
+        <w:t xml:space="preserve">(b) Increased fundal pressure</w:t>
       </w:r>
     </w:p>
     <w:p>
-      <w:pPr>
-        <w:spacing w:after="0" w:before="40"/>
-      </w:pPr>
       <w:r>
-        <w:rPr>
-          <w:b/>
-          <w:i w:val="0"/>
-          <w:sz w:val="22"/>
-        </w:rPr>
-        <w:t>Answer: a</w:t>
+        <w:t xml:space="preserve">(c) Onset of contractions</w:t>
       </w:r>
     </w:p>
     <w:p>
-      <w:pPr>
-        <w:spacing w:after="0" w:before="0"/>
-      </w:pPr>
       <w:r>
-        <w:rPr>
-          <w:b w:val="0"/>
-          <w:i w:val="0"/>
-          <w:sz w:val="21"/>
-        </w:rPr>
-        <w:t>Solution: With a gait belt, the nurse stands close to the client, grasps the belt at the back, and uses proper body mechanics to assist. Pulling on the arms (b, d) or pushing on the shoulders (c) risks injury to the client and the nurse.</w:t>
+        <w:t xml:space="preserve">(d) Descent of the fetal head into the pelvis</w:t>
       </w:r>
     </w:p>
     <w:p>
-      <w:pPr>
-        <w:spacing w:after="0" w:before="0"/>
-      </w:pPr>
       <w:r>
-        <w:rPr>
-          <w:b w:val="0"/>
-          <w:i w:val="0"/>
-          <w:sz w:val="20"/>
-        </w:rPr>
-        <w:t>Positive Marks: 1</w:t>
+        <w:t xml:space="preserve">Answer: d</w:t>
       </w:r>
     </w:p>
     <w:p>
-      <w:pPr>
-        <w:spacing w:after="160" w:before="0"/>
-      </w:pPr>
       <w:r>
-        <w:rPr>
-          <w:b w:val="0"/>
-          <w:i w:val="0"/>
-          <w:sz w:val="20"/>
-        </w:rPr>
-        <w:t>Negative Marks: 0.25</w:t>
+        <w:t xml:space="preserve">Solution: Lightening is the descent of the presenting part into the true pelvis, easing breathing but increasing pelvic pressure and urinary frequency.</w:t>
       </w:r>
     </w:p>
     <w:p>
-      <w:pPr>
-        <w:spacing w:after="40" w:before="120"/>
-      </w:pPr>
       <w:r>
-        <w:rPr>
-          <w:b w:val="0"/>
-          <w:i w:val="0"/>
-          <w:sz w:val="22"/>
-        </w:rPr>
-        <w:t>Question: An elastic bandage is applied to a client's lower leg. Which finding indicates the bandage is too tight?</w:t>
+        <w:t xml:space="preserve">Positive Marks: 1</w:t>
       </w:r>
     </w:p>
     <w:p>
-      <w:pPr>
-        <w:spacing w:after="0" w:before="0"/>
-      </w:pPr>
       <w:r>
-        <w:rPr>
-          <w:b w:val="0"/>
-          <w:i w:val="0"/>
-          <w:sz w:val="22"/>
-        </w:rPr>
-        <w:t>(a) Cyanosis, coolness, and decreased sensation of the toes</w:t>
+        <w:t xml:space="preserve">Negative Marks: 0.25</w:t>
       </w:r>
     </w:p>
     <w:p>
-      <w:pPr>
-        <w:spacing w:after="0" w:before="0"/>
-      </w:pPr>
       <w:r>
-        <w:rPr>
-          <w:b w:val="0"/>
-          <w:i w:val="0"/>
-          <w:sz w:val="22"/>
-        </w:rPr>
-        <w:t>(b) A slight imprint of the bandage on the skin</w:t>
+        <w:t xml:space="preserve"/>
       </w:r>
     </w:p>
     <w:p>
-      <w:pPr>
-        <w:spacing w:after="0" w:before="0"/>
-      </w:pPr>
       <w:r>
-        <w:rPr>
-          <w:b w:val="0"/>
-          <w:i w:val="0"/>
-          <w:sz w:val="22"/>
-        </w:rPr>
-        <w:t>(c) The toes are warm and pink</w:t>
+        <w:t xml:space="preserve">Question: A mother is taught that after each loose stool, a child with mild dehydration should receive:</w:t>
       </w:r>
     </w:p>
     <w:p>
-      <w:pPr>
-        <w:spacing w:after="0" w:before="0"/>
-      </w:pPr>
       <w:r>
-        <w:rPr>
-          <w:b w:val="0"/>
-          <w:i w:val="0"/>
-          <w:sz w:val="22"/>
-        </w:rPr>
-        <w:t>(d) The client reports mild pressure when walking</w:t>
+        <w:t xml:space="preserve">(a) Nothing</w:t>
       </w:r>
     </w:p>
     <w:p>
-      <w:pPr>
-        <w:spacing w:after="0" w:before="40"/>
-      </w:pPr>
       <w:r>
-        <w:rPr>
-          <w:b/>
-          <w:i w:val="0"/>
-          <w:sz w:val="22"/>
-        </w:rPr>
-        <w:t>Answer: a</w:t>
+        <w:t xml:space="preserve">(b) Extra ORS</w:t>
       </w:r>
     </w:p>
     <w:p>
-      <w:pPr>
-        <w:spacing w:after="0" w:before="0"/>
-      </w:pPr>
       <w:r>
-        <w:rPr>
-          <w:b w:val="0"/>
-          <w:i w:val="0"/>
-          <w:sz w:val="21"/>
-        </w:rPr>
-        <w:t>Solution: A bandage that is too tight impairs circulation, causing cyanosis, coolness, numbness, and tingling distal to the site. Warm pink toes (c) indicate adequate circulation, and a mild imprint (b) is expected.</w:t>
+        <w:t xml:space="preserve">(c) Only plain water</w:t>
       </w:r>
     </w:p>
     <w:p>
-      <w:pPr>
-        <w:spacing w:after="0" w:before="0"/>
-      </w:pPr>
       <w:r>
-        <w:rPr>
-          <w:b w:val="0"/>
-          <w:i w:val="0"/>
-          <w:sz w:val="20"/>
-        </w:rPr>
-        <w:t>Positive Marks: 1</w:t>
+        <w:t xml:space="preserve">(d) Milk only</w:t>
       </w:r>
     </w:p>
     <w:p>
-      <w:pPr>
-        <w:spacing w:after="160" w:before="0"/>
-      </w:pPr>
       <w:r>
-        <w:rPr>
-          <w:b w:val="0"/>
-          <w:i w:val="0"/>
-          <w:sz w:val="20"/>
-        </w:rPr>
-        <w:t>Negative Marks: 0.25</w:t>
+        <w:t xml:space="preserve">Answer: b</w:t>
       </w:r>
     </w:p>
     <w:p>
-      <w:pPr>
-        <w:spacing w:after="40" w:before="120"/>
-      </w:pPr>
       <w:r>
-        <w:rPr>
-          <w:b w:val="0"/>
-          <w:i w:val="0"/>
-          <w:sz w:val="22"/>
-        </w:rPr>
-        <w:t>Question: When is the best time to collect a wound culture specimen?</w:t>
+        <w:t xml:space="preserve">Solution: Under Plan A, extra ORS is given after each loose stool to replace ongoing losses and prevent dehydration.</w:t>
       </w:r>
     </w:p>
     <w:p>
-      <w:pPr>
-        <w:spacing w:after="0" w:before="0"/>
-      </w:pPr>
       <w:r>
-        <w:rPr>
-          <w:b w:val="0"/>
-          <w:i w:val="0"/>
-          <w:sz w:val="22"/>
-        </w:rPr>
-        <w:t>(a) Before the first dose of antibiotics is administered</w:t>
+        <w:t xml:space="preserve">Positive Marks: 1</w:t>
       </w:r>
     </w:p>
     <w:p>
-      <w:pPr>
-        <w:spacing w:after="0" w:before="0"/>
-      </w:pPr>
       <w:r>
-        <w:rPr>
-          <w:b w:val="0"/>
-          <w:i w:val="0"/>
-          <w:sz w:val="22"/>
-        </w:rPr>
-        <w:t>(b) Immediately after wound irrigation</w:t>
+        <w:t xml:space="preserve">Negative Marks: 0.25</w:t>
       </w:r>
     </w:p>
     <w:p>
-      <w:pPr>
-        <w:spacing w:after="0" w:before="0"/>
-      </w:pPr>
       <w:r>
-        <w:rPr>
-          <w:b w:val="0"/>
-          <w:i w:val="0"/>
-          <w:sz w:val="22"/>
-        </w:rPr>
-        <w:t>(c) After cleaning the wound with antiseptic</w:t>
+        <w:t xml:space="preserve"/>
       </w:r>
     </w:p>
     <w:p>
-      <w:pPr>
-        <w:spacing w:after="0" w:before="0"/>
-      </w:pPr>
       <w:r>
-        <w:rPr>
-          <w:b w:val="0"/>
-          <w:i w:val="0"/>
-          <w:sz w:val="22"/>
-        </w:rPr>
-        <w:t>(d) At the end of the shift</w:t>
+        <w:t xml:space="preserve">Question: When communicating with a manic client, the nurse should:</w:t>
       </w:r>
     </w:p>
     <w:p>
-      <w:pPr>
-        <w:spacing w:after="0" w:before="40"/>
-      </w:pPr>
       <w:r>
-        <w:rPr>
-          <w:b/>
-          <w:i w:val="0"/>
-          <w:sz w:val="22"/>
-        </w:rPr>
-        <w:t>Answer: a</w:t>
+        <w:t xml:space="preserve">(a) Use long complex sentences</w:t>
       </w:r>
     </w:p>
     <w:p>
-      <w:pPr>
-        <w:spacing w:after="0" w:before="0"/>
-      </w:pPr>
       <w:r>
-        <w:rPr>
-          <w:b w:val="0"/>
-          <w:i w:val="0"/>
-          <w:sz w:val="21"/>
-        </w:rPr>
-        <w:t>Solution: A wound culture is best collected before antibiotics are started, so the organisms are not suppressed and the culture reflects the true infection. Cleaning the wound (c) before culture can remove organisms and give false results.</w:t>
+        <w:t xml:space="preserve">(b) Argue with the client</w:t>
       </w:r>
     </w:p>
     <w:p>
-      <w:pPr>
-        <w:spacing w:after="0" w:before="0"/>
-      </w:pPr>
       <w:r>
-        <w:rPr>
-          <w:b w:val="0"/>
-          <w:i w:val="0"/>
-          <w:sz w:val="20"/>
-        </w:rPr>
-        <w:t>Positive Marks: 1</w:t>
+        <w:t xml:space="preserve">(c) Speak in short, calm, concrete statements</w:t>
       </w:r>
     </w:p>
     <w:p>
-      <w:pPr>
-        <w:spacing w:after="160" w:before="0"/>
-      </w:pPr>
       <w:r>
-        <w:rPr>
-          <w:b w:val="0"/>
-          <w:i w:val="0"/>
-          <w:sz w:val="20"/>
-        </w:rPr>
-        <w:t>Negative Marks: 0.25</w:t>
+        <w:t xml:space="preserve">(d) Whisper constantly</w:t>
       </w:r>
     </w:p>
     <w:p>
-      <w:pPr>
-        <w:spacing w:after="40" w:before="120"/>
-      </w:pPr>
       <w:r>
-        <w:rPr>
-          <w:b w:val="0"/>
-          <w:i w:val="0"/>
-          <w:sz w:val="22"/>
-        </w:rPr>
-        <w:t>Question: A client has a Jackson-Pratt drain after surgery. Which technique is correct when emptying it?</w:t>
+        <w:t xml:space="preserve">Answer: c</w:t>
       </w:r>
     </w:p>
     <w:p>
-      <w:pPr>
-        <w:spacing w:after="0" w:before="0"/>
-      </w:pPr>
       <w:r>
-        <w:rPr>
-          <w:b w:val="0"/>
-          <w:i w:val="0"/>
-          <w:sz w:val="22"/>
-        </w:rPr>
-        <w:t>(a) Empty, measure the drainage, and recompress the bulb to re-establish suction</w:t>
+        <w:t xml:space="preserve">Solution: Short, calm, concrete statements reduce stimulation and help the manic client focus; complex talk and arguing increase agitation.</w:t>
       </w:r>
     </w:p>
     <w:p>
-      <w:pPr>
-        <w:spacing w:after="0" w:before="0"/>
-      </w:pPr>
       <w:r>
-        <w:rPr>
-          <w:b w:val="0"/>
-          <w:i w:val="0"/>
-          <w:sz w:val="22"/>
-        </w:rPr>
-        <w:t>(b) Leave the plug open while measuring</w:t>
+        <w:t xml:space="preserve">Positive Marks: 1</w:t>
       </w:r>
     </w:p>
     <w:p>
-      <w:pPr>
-        <w:spacing w:after="0" w:before="0"/>
-      </w:pPr>
       <w:r>
-        <w:rPr>
-          <w:b w:val="0"/>
-          <w:i w:val="0"/>
-          <w:sz w:val="22"/>
-        </w:rPr>
-        <w:t>(c) Empty the drain and leave it uncompressed</w:t>
+        <w:t xml:space="preserve">Negative Marks: 0.25</w:t>
       </w:r>
     </w:p>
     <w:p>
-      <w:pPr>
-        <w:spacing w:after="0" w:before="0"/>
-      </w:pPr>
       <w:r>
-        <w:rPr>
-          <w:b w:val="0"/>
-          <w:i w:val="0"/>
-          <w:sz w:val="22"/>
-        </w:rPr>
-        <w:t>(d) Irrigate the drain with saline every shift</w:t>
+        <w:t xml:space="preserve"/>
       </w:r>
     </w:p>
     <w:p>
-      <w:pPr>
-        <w:spacing w:after="0" w:before="40"/>
-      </w:pPr>
       <w:r>
-        <w:rPr>
-          <w:b/>
-          <w:i w:val="0"/>
-          <w:sz w:val="22"/>
-        </w:rPr>
-        <w:t>Answer: a</w:t>
+        <w:t xml:space="preserve">Question: The correct order of the referral system in India is:</w:t>
       </w:r>
     </w:p>
     <w:p>
-      <w:pPr>
-        <w:spacing w:after="0" w:before="0"/>
-      </w:pPr>
       <w:r>
-        <w:rPr>
-          <w:b w:val="0"/>
-          <w:i w:val="0"/>
-          <w:sz w:val="21"/>
-        </w:rPr>
-        <w:t>Solution: The JP drain is emptied, the drainage measured and documented, and the bulb recompressed to restore the negative-pressure suction that pulls fluid from the wound. Leaving it uncompressed (c) or unplugged (b) defeats the drain's purpose.</w:t>
+        <w:t xml:space="preserve">(a) Sub-centre to PHC to CHC to district hospital</w:t>
       </w:r>
     </w:p>
     <w:p>
-      <w:pPr>
-        <w:spacing w:after="0" w:before="0"/>
-      </w:pPr>
       <w:r>
-        <w:rPr>
-          <w:b w:val="0"/>
-          <w:i w:val="0"/>
-          <w:sz w:val="20"/>
-        </w:rPr>
-        <w:t>Positive Marks: 1</w:t>
+        <w:t xml:space="preserve">(b) District hospital to sub-centre</w:t>
       </w:r>
     </w:p>
     <w:p>
-      <w:pPr>
-        <w:spacing w:after="160" w:before="0"/>
-      </w:pPr>
       <w:r>
-        <w:rPr>
-          <w:b w:val="0"/>
-          <w:i w:val="0"/>
-          <w:sz w:val="20"/>
-        </w:rPr>
-        <w:t>Negative Marks: 0.25</w:t>
+        <w:t xml:space="preserve">(c) PHC to village</w:t>
       </w:r>
     </w:p>
     <w:p>
-      <w:pPr>
-        <w:spacing w:after="40" w:before="120"/>
-      </w:pPr>
       <w:r>
-        <w:rPr>
-          <w:b w:val="0"/>
-          <w:i w:val="0"/>
-          <w:sz w:val="22"/>
-        </w:rPr>
-        <w:t>Question: Which action maintains a sterile field?</w:t>
+        <w:t xml:space="preserve">(d) CHC to sub-centre</w:t>
       </w:r>
     </w:p>
     <w:p>
-      <w:pPr>
-        <w:spacing w:after="0" w:before="0"/>
-      </w:pPr>
       <w:r>
-        <w:rPr>
-          <w:b w:val="0"/>
-          <w:i w:val="0"/>
-          <w:sz w:val="22"/>
-        </w:rPr>
-        <w:t>(a) Hold sterile items above waist level and keep the field dry</w:t>
+        <w:t xml:space="preserve">Answer: a</w:t>
       </w:r>
     </w:p>
     <w:p>
-      <w:pPr>
-        <w:spacing w:after="0" w:before="0"/>
-      </w:pPr>
       <w:r>
-        <w:rPr>
-          <w:b w:val="0"/>
-          <w:i w:val="0"/>
-          <w:sz w:val="22"/>
-        </w:rPr>
-        <w:t>(b) Place the sterile field near an open window</w:t>
+        <w:t xml:space="preserve">Solution: Clients are referred upward: sub-centre to primary health centre, then to community health centre, then to the district hospital.</w:t>
       </w:r>
     </w:p>
     <w:p>
-      <w:pPr>
-        <w:spacing w:after="0" w:before="0"/>
-      </w:pPr>
       <w:r>
-        <w:rPr>
-          <w:b w:val="0"/>
-          <w:i w:val="0"/>
-          <w:sz w:val="22"/>
-        </w:rPr>
-        <w:t>(c) Reach across the sterile field to place items</w:t>
+        <w:t xml:space="preserve">Positive Marks: 1</w:t>
       </w:r>
     </w:p>
     <w:p>
-      <w:pPr>
-        <w:spacing w:after="0" w:before="0"/>
-      </w:pPr>
       <w:r>
-        <w:rPr>
-          <w:b w:val="0"/>
-          <w:i w:val="0"/>
-          <w:sz w:val="22"/>
-        </w:rPr>
-        <w:t>(d) Allow sterile packages to touch the edge of the field</w:t>
+        <w:t xml:space="preserve">Negative Marks: 0.25</w:t>
       </w:r>
     </w:p>
     <w:p>
-      <w:pPr>
-        <w:spacing w:after="0" w:before="40"/>
-      </w:pPr>
       <w:r>
-        <w:rPr>
-          <w:b/>
-          <w:i w:val="0"/>
-          <w:sz w:val="22"/>
-        </w:rPr>
-        <w:t>Answer: a</w:t>
+        <w:t xml:space="preserve"/>
       </w:r>
     </w:p>
     <w:p>
-      <w:pPr>
-        <w:spacing w:after="0" w:before="0"/>
-      </w:pPr>
       <w:r>
-        <w:rPr>
-          <w:b w:val="0"/>
-          <w:i w:val="0"/>
-          <w:sz w:val="21"/>
-        </w:rPr>
-        <w:t>Solution: A sterile field is kept dry and sterile items are held above waist level, where they remain in view and away from contamination. Reaching across (c), placing the field near air currents (b), or touching the edge (d) contaminates the field.</w:t>
+        <w:t xml:space="preserve">Question: Hypokalemia increases the risk of toxicity of which drug?</w:t>
       </w:r>
     </w:p>
     <w:p>
-      <w:pPr>
-        <w:spacing w:after="0" w:before="0"/>
-      </w:pPr>
       <w:r>
-        <w:rPr>
-          <w:b w:val="0"/>
-          <w:i w:val="0"/>
-          <w:sz w:val="20"/>
-        </w:rPr>
-        <w:t>Positive Marks: 1</w:t>
+        <w:t xml:space="preserve">(a) Paracetamol</w:t>
       </w:r>
     </w:p>
     <w:p>
-      <w:pPr>
-        <w:spacing w:after="160" w:before="0"/>
-      </w:pPr>
       <w:r>
-        <w:rPr>
-          <w:b w:val="0"/>
-          <w:i w:val="0"/>
-          <w:sz w:val="20"/>
-        </w:rPr>
-        <w:t>Negative Marks: 0.25</w:t>
+        <w:t xml:space="preserve">(b) Amoxicillin</w:t>
       </w:r>
     </w:p>
     <w:p>
-      <w:pPr>
-        <w:spacing w:after="40" w:before="120"/>
-      </w:pPr>
       <w:r>
-        <w:rPr>
-          <w:b w:val="0"/>
-          <w:i w:val="0"/>
-          <w:sz w:val="22"/>
-        </w:rPr>
-        <w:t>Question: Which statement correctly differentiates medical asepsis from surgical asepsis?</w:t>
+        <w:t xml:space="preserve">(c) Omeprazole</w:t>
       </w:r>
     </w:p>
     <w:p>
-      <w:pPr>
-        <w:spacing w:after="0" w:before="0"/>
-      </w:pPr>
       <w:r>
-        <w:rPr>
-          <w:b w:val="0"/>
-          <w:i w:val="0"/>
-          <w:sz w:val="22"/>
-        </w:rPr>
-        <w:t>(a) Medical asepsis reduces microorganisms; surgical asepsis eliminates all microorganisms including spores</w:t>
+        <w:t xml:space="preserve">(d) Digoxin</w:t>
       </w:r>
     </w:p>
     <w:p>
-      <w:pPr>
-        <w:spacing w:after="0" w:before="0"/>
-      </w:pPr>
       <w:r>
-        <w:rPr>
-          <w:b w:val="0"/>
-          <w:i w:val="0"/>
-          <w:sz w:val="22"/>
-        </w:rPr>
-        <w:t>(b) Medical asepsis is used only in the operating room</w:t>
+        <w:t xml:space="preserve">Answer: d</w:t>
       </w:r>
     </w:p>
     <w:p>
-      <w:pPr>
-        <w:spacing w:after="0" w:before="0"/>
-      </w:pPr>
       <w:r>
-        <w:rPr>
-          <w:b w:val="0"/>
-          <w:i w:val="0"/>
-          <w:sz w:val="22"/>
-        </w:rPr>
-        <w:t>(c) Surgical asepsis allows some microorganisms to remain</w:t>
+        <w:t xml:space="preserve">Solution: Low potassium sensitizes the myocardium to digoxin, so hypokalemia greatly increases digoxin toxicity risk.</w:t>
       </w:r>
     </w:p>
     <w:p>
-      <w:pPr>
-        <w:spacing w:after="0" w:before="0"/>
-      </w:pPr>
       <w:r>
-        <w:rPr>
-          <w:b w:val="0"/>
-          <w:i w:val="0"/>
-          <w:sz w:val="22"/>
-        </w:rPr>
-        <w:t>(d) Medical asepsis requires sterile gloves for all procedures</w:t>
+        <w:t xml:space="preserve">Positive Marks: 1</w:t>
       </w:r>
     </w:p>
     <w:p>
-      <w:pPr>
-        <w:spacing w:after="0" w:before="40"/>
-      </w:pPr>
       <w:r>
-        <w:rPr>
-          <w:b/>
-          <w:i w:val="0"/>
-          <w:sz w:val="22"/>
-        </w:rPr>
-        <w:t>Answer: a</w:t>
+        <w:t xml:space="preserve">Negative Marks: 0.25</w:t>
       </w:r>
     </w:p>
     <w:p>
-      <w:pPr>
-        <w:spacing w:after="0" w:before="0"/>
-      </w:pPr>
       <w:r>
-        <w:rPr>
-          <w:b w:val="0"/>
-          <w:i w:val="0"/>
-          <w:sz w:val="21"/>
-        </w:rPr>
-        <w:t>Solution: Medical asepsis (clean technique) reduces the number and spread of microorganisms, while surgical asepsis (sterile technique) eliminates all microorganisms, including spores. Surgical asepsis is used in the OR and sterile procedures, but not only there (b), and it permits no organisms (c).</w:t>
+        <w:t xml:space="preserve"/>
       </w:r>
     </w:p>
     <w:p>
-      <w:pPr>
-        <w:spacing w:after="0" w:before="0"/>
-      </w:pPr>
       <w:r>
-        <w:rPr>
-          <w:b w:val="0"/>
-          <w:i w:val="0"/>
-          <w:sz w:val="20"/>
-        </w:rPr>
-        <w:t>Positive Marks: 1</w:t>
+        <w:t xml:space="preserve">Question: The primary muscle of respiration is the:</w:t>
       </w:r>
     </w:p>
     <w:p>
-      <w:pPr>
-        <w:spacing w:after="160" w:before="0"/>
-      </w:pPr>
       <w:r>
-        <w:rPr>
-          <w:b w:val="0"/>
-          <w:i w:val="0"/>
-          <w:sz w:val="20"/>
-        </w:rPr>
-        <w:t>Negative Marks: 0.25</w:t>
+        <w:t xml:space="preserve">(a) Pectoralis major</w:t>
       </w:r>
     </w:p>
     <w:p>
-      <w:pPr>
-        <w:spacing w:after="40" w:before="120"/>
-      </w:pPr>
       <w:r>
-        <w:rPr>
-          <w:b w:val="0"/>
-          <w:i w:val="0"/>
-          <w:sz w:val="22"/>
-        </w:rPr>
-        <w:t>Question: A young client develops chest pain, dyspnoea, and fatigue two weeks after a viral respiratory infection. Cardiac enzymes are elevated. Which condition is most likely?</w:t>
+        <w:t xml:space="preserve">(b) Diaphragm</w:t>
       </w:r>
     </w:p>
     <w:p>
-      <w:pPr>
-        <w:spacing w:after="0" w:before="0"/>
-      </w:pPr>
       <w:r>
-        <w:rPr>
-          <w:b w:val="0"/>
-          <w:i w:val="0"/>
-          <w:sz w:val="22"/>
-        </w:rPr>
-        <w:t>(a) Myocarditis</w:t>
+        <w:t xml:space="preserve">(c) Trapezius</w:t>
       </w:r>
     </w:p>
     <w:p>
-      <w:pPr>
-        <w:spacing w:after="0" w:before="0"/>
-      </w:pPr>
       <w:r>
-        <w:rPr>
-          <w:b w:val="0"/>
-          <w:i w:val="0"/>
-          <w:sz w:val="22"/>
-        </w:rPr>
-        <w:t>(b) Mitral stenosis</w:t>
+        <w:t xml:space="preserve">(d) Gluteus maximus</w:t>
       </w:r>
     </w:p>
     <w:p>
-      <w:pPr>
-        <w:spacing w:after="0" w:before="0"/>
-      </w:pPr>
       <w:r>
-        <w:rPr>
-          <w:b w:val="0"/>
-          <w:i w:val="0"/>
-          <w:sz w:val="22"/>
-        </w:rPr>
-        <w:t>(c) Pulmonary embolism</w:t>
+        <w:t xml:space="preserve">Answer: b</w:t>
       </w:r>
     </w:p>
     <w:p>
-      <w:pPr>
-        <w:spacing w:after="0" w:before="0"/>
-      </w:pPr>
       <w:r>
-        <w:rPr>
-          <w:b w:val="0"/>
-          <w:i w:val="0"/>
-          <w:sz w:val="22"/>
-        </w:rPr>
-        <w:t>(d) Pericarditis</w:t>
+        <w:t xml:space="preserve">Solution: The diaphragm provides the main force for inspiration; accessory muscles assist only during exertion or distress.</w:t>
       </w:r>
     </w:p>
     <w:p>
-      <w:pPr>
-        <w:spacing w:after="0" w:before="40"/>
-      </w:pPr>
       <w:r>
-        <w:rPr>
-          <w:b/>
-          <w:i w:val="0"/>
-          <w:sz w:val="22"/>
-        </w:rPr>
-        <w:t>Answer: a</w:t>
+        <w:t xml:space="preserve">Positive Marks: 1</w:t>
       </w:r>
     </w:p>
     <w:p>
-      <w:pPr>
-        <w:spacing w:after="0" w:before="0"/>
-      </w:pPr>
       <w:r>
-        <w:rPr>
-          <w:b w:val="0"/>
-          <w:i w:val="0"/>
-          <w:sz w:val="21"/>
-        </w:rPr>
-        <w:t>Solution: Myocarditis—inflammation of the heart muscle, often viral—presents with chest pain, dyspnoea, fatigue, and elevated cardiac enzymes after a viral illness. Pericarditis (d) causes sharp positional pain, and the others do not follow a viral infection with enzyme elevation.</w:t>
+        <w:t xml:space="preserve">Negative Marks: 0.25</w:t>
       </w:r>
     </w:p>
     <w:p>
-      <w:pPr>
-        <w:spacing w:after="0" w:before="0"/>
-      </w:pPr>
       <w:r>
-        <w:rPr>
-          <w:b w:val="0"/>
-          <w:i w:val="0"/>
-          <w:sz w:val="20"/>
-        </w:rPr>
-        <w:t>Positive Marks: 1</w:t>
+        <w:t xml:space="preserve"/>
       </w:r>
     </w:p>
     <w:p>
-      <w:pPr>
-        <w:spacing w:after="160" w:before="0"/>
-      </w:pPr>
       <w:r>
-        <w:rPr>
-          <w:b w:val="0"/>
-          <w:i w:val="0"/>
-          <w:sz w:val="20"/>
-        </w:rPr>
-        <w:t>Negative Marks: 0.25</w:t>
+        <w:t xml:space="preserve">Question: A vegetarian client with iron-deficiency anemia should be encouraged to eat:</w:t>
       </w:r>
     </w:p>
     <w:p>
-      <w:pPr>
-        <w:spacing w:after="40" w:before="120"/>
-      </w:pPr>
       <w:r>
-        <w:rPr>
-          <w:b w:val="0"/>
-          <w:i w:val="0"/>
-          <w:sz w:val="22"/>
-        </w:rPr>
-        <w:t>Question: Which murmur is characteristic of mitral stenosis?</w:t>
+        <w:t xml:space="preserve">(a) Milk and cheese</w:t>
       </w:r>
     </w:p>
     <w:p>
-      <w:pPr>
-        <w:spacing w:after="0" w:before="0"/>
-      </w:pPr>
       <w:r>
-        <w:rPr>
-          <w:b w:val="0"/>
-          <w:i w:val="0"/>
-          <w:sz w:val="22"/>
-        </w:rPr>
-        <w:t>(a) A diastolic murmur heard best at the apex</w:t>
+        <w:t xml:space="preserve">(b) White bread</w:t>
       </w:r>
     </w:p>
     <w:p>
-      <w:pPr>
-        <w:spacing w:after="0" w:before="0"/>
-      </w:pPr>
       <w:r>
-        <w:rPr>
-          <w:b w:val="0"/>
-          <w:i w:val="0"/>
-          <w:sz w:val="22"/>
-        </w:rPr>
-        <w:t>(b) A systolic murmur heard best at the base</w:t>
+        <w:t xml:space="preserve">(c) Legumes, leafy greens, and vitamin C foods</w:t>
       </w:r>
     </w:p>
     <w:p>
-      <w:pPr>
-        <w:spacing w:after="0" w:before="0"/>
-      </w:pPr>
       <w:r>
-        <w:rPr>
-          <w:b w:val="0"/>
-          <w:i w:val="0"/>
-          <w:sz w:val="22"/>
-        </w:rPr>
-        <w:t>(c) A continuous murmur over the carotid</w:t>
+        <w:t xml:space="preserve">(d) Sugar</w:t>
       </w:r>
     </w:p>
     <w:p>
-      <w:pPr>
-        <w:spacing w:after="0" w:before="0"/>
-      </w:pPr>
       <w:r>
-        <w:rPr>
-          <w:b w:val="0"/>
-          <w:i w:val="0"/>
-          <w:sz w:val="22"/>
-        </w:rPr>
-        <w:t>(d) A pansystolic murmur at the left sternal border</w:t>
+        <w:t xml:space="preserve">Answer: c</w:t>
       </w:r>
     </w:p>
     <w:p>
-      <w:pPr>
-        <w:spacing w:after="0" w:before="40"/>
-      </w:pPr>
       <w:r>
-        <w:rPr>
-          <w:b/>
-          <w:i w:val="0"/>
-          <w:sz w:val="22"/>
-        </w:rPr>
-        <w:t>Answer: a</w:t>
+        <w:t xml:space="preserve">Solution: Legumes and greens provide non-heme iron, and vitamin C foods enhance its absorption; milk and dairy are poor iron sources.</w:t>
       </w:r>
     </w:p>
     <w:p>
-      <w:pPr>
-        <w:spacing w:after="0" w:before="0"/>
-      </w:pPr>
       <w:r>
-        <w:rPr>
-          <w:b w:val="0"/>
-          <w:i w:val="0"/>
-          <w:sz w:val="21"/>
-        </w:rPr>
-        <w:t>Solution: Mitral stenosis produces a diastolic murmur best heard at the apex, often after a history of rheumatic fever. The other murmur locations and timings describe different valvular lesions.</w:t>
+        <w:t xml:space="preserve">Positive Marks: 1</w:t>
       </w:r>
     </w:p>
     <w:p>
-      <w:pPr>
-        <w:spacing w:after="0" w:before="0"/>
-      </w:pPr>
       <w:r>
-        <w:rPr>
-          <w:b w:val="0"/>
-          <w:i w:val="0"/>
-          <w:sz w:val="20"/>
-        </w:rPr>
-        <w:t>Positive Marks: 1</w:t>
+        <w:t xml:space="preserve">Negative Marks: 0.25</w:t>
       </w:r>
     </w:p>
     <w:p>
-      <w:pPr>
-        <w:spacing w:after="160" w:before="0"/>
-      </w:pPr>
       <w:r>
-        <w:rPr>
-          <w:b w:val="0"/>
-          <w:i w:val="0"/>
-          <w:sz w:val="20"/>
-        </w:rPr>
-        <w:t>Negative Marks: 0.25</w:t>
+        <w:t xml:space="preserve"/>
       </w:r>
     </w:p>
     <w:p>
-      <w:pPr>
-        <w:spacing w:after="40" w:before="120"/>
-      </w:pPr>
       <w:r>
-        <w:rPr>
-          <w:b w:val="0"/>
-          <w:i w:val="0"/>
-          <w:sz w:val="22"/>
-        </w:rPr>
-        <w:t>Question: A client on the second postoperative day after abdominal surgery has abdominal distension and absent bowel sounds but no pain or rigidity. Which condition is most likely?</w:t>
+        <w:t xml:space="preserve">Question: HIV is NOT transmitted through:</w:t>
       </w:r>
     </w:p>
     <w:p>
-      <w:pPr>
-        <w:spacing w:after="0" w:before="0"/>
-      </w:pPr>
       <w:r>
-        <w:rPr>
-          <w:b w:val="0"/>
-          <w:i w:val="0"/>
-          <w:sz w:val="22"/>
-        </w:rPr>
-        <w:t>(a) Paralytic ileus</w:t>
+        <w:t xml:space="preserve">(a) Casual contact such as shaking hands</w:t>
       </w:r>
     </w:p>
     <w:p>
-      <w:pPr>
-        <w:spacing w:after="0" w:before="0"/>
-      </w:pPr>
       <w:r>
-        <w:rPr>
-          <w:b w:val="0"/>
-          <w:i w:val="0"/>
-          <w:sz w:val="22"/>
-        </w:rPr>
-        <w:t>(b) Anastomotic leak</w:t>
+        <w:t xml:space="preserve">(b) Unprotected sexual intercourse</w:t>
       </w:r>
     </w:p>
     <w:p>
-      <w:pPr>
-        <w:spacing w:after="0" w:before="0"/>
-      </w:pPr>
       <w:r>
-        <w:rPr>
-          <w:b w:val="0"/>
-          <w:i w:val="0"/>
-          <w:sz w:val="22"/>
-        </w:rPr>
-        <w:t>(c) Bowel obstruction</w:t>
+        <w:t xml:space="preserve">(c) Contaminated blood transfusion</w:t>
       </w:r>
     </w:p>
     <w:p>
-      <w:pPr>
-        <w:spacing w:after="0" w:before="0"/>
-      </w:pPr>
       <w:r>
-        <w:rPr>
-          <w:b w:val="0"/>
-          <w:i w:val="0"/>
-          <w:sz w:val="22"/>
-        </w:rPr>
-        <w:t>(d) Peritonitis</w:t>
+        <w:t xml:space="preserve">(d) Mother-to-child during pregnancy</w:t>
       </w:r>
     </w:p>
     <w:p>
-      <w:pPr>
-        <w:spacing w:after="0" w:before="40"/>
-      </w:pPr>
       <w:r>
-        <w:rPr>
-          <w:b/>
-          <w:i w:val="0"/>
-          <w:sz w:val="22"/>
-        </w:rPr>
-        <w:t>Answer: a</w:t>
+        <w:t xml:space="preserve">Answer: a</w:t>
       </w:r>
     </w:p>
     <w:p>
-      <w:pPr>
-        <w:spacing w:after="0" w:before="0"/>
-      </w:pPr>
       <w:r>
-        <w:rPr>
-          <w:b w:val="0"/>
-          <w:i w:val="0"/>
-          <w:sz w:val="21"/>
-        </w:rPr>
-        <w:t>Solution: Paralytic ileus—temporary cessation of bowel motility after abdominal surgery—presents with distension and absent bowel sounds without rigidity or severe pain. An anastomotic leak (b) and peritonitis (d) cause rigidity and fever, and obstruction (c) causes crampy pain with high-pitched sounds.</w:t>
+        <w:t xml:space="preserve">Solution: HIV spreads through blood, semen, vaginal fluids, and breast milk — not through casual contact, coughing, or sharing utensils.</w:t>
       </w:r>
     </w:p>
     <w:p>
-      <w:pPr>
-        <w:spacing w:after="0" w:before="0"/>
-      </w:pPr>
       <w:r>
-        <w:rPr>
-          <w:b w:val="0"/>
-          <w:i w:val="0"/>
-          <w:sz w:val="20"/>
-        </w:rPr>
-        <w:t>Positive Marks: 1</w:t>
+        <w:t xml:space="preserve">Positive Marks: 1</w:t>
       </w:r>
     </w:p>
     <w:p>
-      <w:pPr>
-        <w:spacing w:after="160" w:before="0"/>
-      </w:pPr>
       <w:r>
-        <w:rPr>
-          <w:b w:val="0"/>
-          <w:i w:val="0"/>
-          <w:sz w:val="20"/>
-        </w:rPr>
-        <w:t>Negative Marks: 0.25</w:t>
+        <w:t xml:space="preserve">Negative Marks: 0.25</w:t>
       </w:r>
     </w:p>
     <w:p>
-      <w:pPr>
-        <w:spacing w:after="40" w:before="120"/>
-      </w:pPr>
       <w:r>
-        <w:rPr>
-          <w:b w:val="0"/>
-          <w:i w:val="0"/>
-          <w:sz w:val="22"/>
-        </w:rPr>
-        <w:t>Question: Which is the most effective screening test for colorectal cancer?</w:t>
+        <w:t xml:space="preserve">Question: A client with a descending colostomy asks about irrigation. The nurse explains that irrigation:</w:t>
       </w:r>
     </w:p>
     <w:p>
-      <w:pPr>
-        <w:spacing w:after="0" w:before="0"/>
-      </w:pPr>
       <w:r>
-        <w:rPr>
-          <w:b w:val="0"/>
-          <w:i w:val="0"/>
-          <w:sz w:val="22"/>
-        </w:rPr>
-        <w:t>(a) Colonoscopy</w:t>
+        <w:t xml:space="preserve">(a) Is always painful</w:t>
       </w:r>
     </w:p>
     <w:p>
-      <w:pPr>
-        <w:spacing w:after="0" w:before="0"/>
-      </w:pPr>
       <w:r>
-        <w:rPr>
-          <w:b w:val="0"/>
-          <w:i w:val="0"/>
-          <w:sz w:val="22"/>
-        </w:rPr>
-        <w:t>(b) Fasting blood glucose</w:t>
+        <w:t xml:space="preserve">(b) Replaces the need for a pouch permanently</w:t>
       </w:r>
     </w:p>
     <w:p>
-      <w:pPr>
-        <w:spacing w:after="0" w:before="0"/>
-      </w:pPr>
       <w:r>
-        <w:rPr>
-          <w:b w:val="0"/>
-          <w:i w:val="0"/>
-          <w:sz w:val="22"/>
-        </w:rPr>
-        <w:t>(c) Chest X-ray</w:t>
+        <w:t xml:space="preserve">(c) Is done by the doctor only</w:t>
       </w:r>
     </w:p>
     <w:p>
-      <w:pPr>
-        <w:spacing w:after="0" w:before="0"/>
-      </w:pPr>
       <w:r>
-        <w:rPr>
-          <w:b w:val="0"/>
-          <w:i w:val="0"/>
-          <w:sz w:val="22"/>
-        </w:rPr>
-        <w:t>(d) Urine analysis</w:t>
+        <w:t xml:space="preserve">(d) Regulates bowel elimination by flushing the colon on a schedule</w:t>
       </w:r>
     </w:p>
     <w:p>
-      <w:pPr>
-        <w:spacing w:after="0" w:before="40"/>
-      </w:pPr>
       <w:r>
-        <w:rPr>
-          <w:b/>
-          <w:i w:val="0"/>
-          <w:sz w:val="22"/>
-        </w:rPr>
-        <w:t>Answer: a</w:t>
+        <w:t xml:space="preserve">Answer: d</w:t>
       </w:r>
     </w:p>
     <w:p>
-      <w:pPr>
-        <w:spacing w:after="0" w:before="0"/>
-      </w:pPr>
       <w:r>
-        <w:rPr>
-          <w:b w:val="0"/>
-          <w:i w:val="0"/>
-          <w:sz w:val="21"/>
-        </w:rPr>
-        <w:t>Solution: Colonoscopy is the gold-standard screening test for colorectal cancer, allowing direct visualisation and removal of polyps. The other tests do not screen the colon.</w:t>
+        <w:t xml:space="preserve">Solution: Irrigation on a regular schedule trains the descending/left colostomy to empty predictably, reducing between-irrigation output.</w:t>
       </w:r>
     </w:p>
     <w:p>
-      <w:pPr>
-        <w:spacing w:after="0" w:before="0"/>
-      </w:pPr>
       <w:r>
-        <w:rPr>
-          <w:b w:val="0"/>
-          <w:i w:val="0"/>
-          <w:sz w:val="20"/>
-        </w:rPr>
-        <w:t>Positive Marks: 1</w:t>
+        <w:t xml:space="preserve">Positive Marks: 1</w:t>
       </w:r>
     </w:p>
     <w:p>
-      <w:pPr>
-        <w:spacing w:after="160" w:before="0"/>
-      </w:pPr>
       <w:r>
-        <w:rPr>
-          <w:b w:val="0"/>
-          <w:i w:val="0"/>
-          <w:sz w:val="20"/>
-        </w:rPr>
-        <w:t>Negative Marks: 0.25</w:t>
+        <w:t xml:space="preserve">Negative Marks: 0.25</w:t>
       </w:r>
     </w:p>
     <w:p>
-      <w:pPr>
-        <w:spacing w:after="40" w:before="120"/>
-      </w:pPr>
       <w:r>
-        <w:rPr>
-          <w:b w:val="0"/>
-          <w:i w:val="0"/>
-          <w:sz w:val="22"/>
-        </w:rPr>
-        <w:t>Question: Immediately after delivery, the nurse finds the uterus boggy and above the umbilicus, with heavy vaginal bleeding. Which is the priority action?</w:t>
+        <w:t xml:space="preserve"/>
       </w:r>
     </w:p>
     <w:p>
-      <w:pPr>
-        <w:spacing w:after="0" w:before="0"/>
-      </w:pPr>
       <w:r>
-        <w:rPr>
-          <w:b w:val="0"/>
-          <w:i w:val="0"/>
-          <w:sz w:val="22"/>
-        </w:rPr>
-        <w:t>(a) Massage the fundus firmly and administer oxytocin as prescribed</w:t>
+        <w:t xml:space="preserve">Question: For a 24-hour urine collection, the nurse should:</w:t>
       </w:r>
     </w:p>
     <w:p>
-      <w:pPr>
-        <w:spacing w:after="0" w:before="0"/>
-      </w:pPr>
       <w:r>
-        <w:rPr>
-          <w:b w:val="0"/>
-          <w:i w:val="0"/>
-          <w:sz w:val="22"/>
-        </w:rPr>
-        <w:t>(b) Place the client in Trendelenburg position</w:t>
+        <w:t xml:space="preserve">(a) Discard the first morning specimen and keep all subsequent urine, including the next morning's first void</w:t>
       </w:r>
     </w:p>
     <w:p>
-      <w:pPr>
-        <w:spacing w:after="0" w:before="0"/>
-      </w:pPr>
       <w:r>
-        <w:rPr>
-          <w:b w:val="0"/>
-          <w:i w:val="0"/>
-          <w:sz w:val="22"/>
-        </w:rPr>
-        <w:t>(c) Apply a cold pack to the abdomen</w:t>
+        <w:t xml:space="preserve">(b) Keep the first morning specimen and discard the last</w:t>
       </w:r>
     </w:p>
     <w:p>
-      <w:pPr>
-        <w:spacing w:after="0" w:before="0"/>
-      </w:pPr>
       <w:r>
-        <w:rPr>
-          <w:b w:val="0"/>
-          <w:i w:val="0"/>
-          <w:sz w:val="22"/>
-        </w:rPr>
-        <w:t>(d) Document the findings and continue monitoring</w:t>
+        <w:t xml:space="preserve">(c) Collect only one specimen</w:t>
       </w:r>
     </w:p>
     <w:p>
-      <w:pPr>
-        <w:spacing w:after="0" w:before="40"/>
-      </w:pPr>
       <w:r>
-        <w:rPr>
-          <w:b/>
-          <w:i w:val="0"/>
-          <w:sz w:val="22"/>
-        </w:rPr>
-        <w:t>Answer: a</w:t>
+        <w:t xml:space="preserve">(d) Keep the urine in an open container</w:t>
       </w:r>
     </w:p>
     <w:p>
-      <w:pPr>
-        <w:spacing w:after="0" w:before="0"/>
-      </w:pPr>
       <w:r>
-        <w:rPr>
-          <w:b w:val="0"/>
-          <w:i w:val="0"/>
-          <w:sz w:val="21"/>
-        </w:rPr>
-        <w:t>Solution: A boggy uterus with heavy bleeding indicates uterine atony, the leading cause of postpartum haemorrhage. The priority is firm fundal massage and oxytocin to contract the uterus. Documentation (d) without intervention delays lifesaving care.</w:t>
+        <w:t xml:space="preserve">Answer: a</w:t>
       </w:r>
     </w:p>
     <w:p>
-      <w:pPr>
-        <w:spacing w:after="0" w:before="0"/>
-      </w:pPr>
       <w:r>
-        <w:rPr>
-          <w:b w:val="0"/>
-          <w:i w:val="0"/>
-          <w:sz w:val="20"/>
-        </w:rPr>
-        <w:t>Positive Marks: 1</w:t>
+        <w:t xml:space="preserve">Solution: The collection starts with an empty bladder (discard the first void) and ends with the final morning specimen; the container is kept refrigerated or on ice.</w:t>
       </w:r>
     </w:p>
     <w:p>
-      <w:pPr>
-        <w:spacing w:after="160" w:before="0"/>
-      </w:pPr>
       <w:r>
-        <w:rPr>
-          <w:b w:val="0"/>
-          <w:i w:val="0"/>
-          <w:sz w:val="20"/>
-        </w:rPr>
-        <w:t>Negative Marks: 0.25</w:t>
+        <w:t xml:space="preserve">Positive Marks: 1</w:t>
       </w:r>
     </w:p>
     <w:p>
-      <w:pPr>
-        <w:spacing w:after="40" w:before="120"/>
-      </w:pPr>
       <w:r>
-        <w:rPr>
-          <w:b w:val="0"/>
-          <w:i w:val="0"/>
-          <w:sz w:val="22"/>
-        </w:rPr>
-        <w:t>Question: A postpartum client develops heavy bleeding and the nurse suspects retained placental fragments. Which finding supports this suspicion?</w:t>
+        <w:t xml:space="preserve">Negative Marks: 0.25</w:t>
       </w:r>
     </w:p>
     <w:p>
-      <w:pPr>
-        <w:spacing w:after="0" w:before="0"/>
-      </w:pPr>
       <w:r>
-        <w:rPr>
-          <w:b w:val="0"/>
-          <w:i w:val="0"/>
-          <w:sz w:val="22"/>
-        </w:rPr>
-        <w:t>(a) The uterus feels soft and the lochia remains bright red with clots after the first week</w:t>
+        <w:t xml:space="preserve"/>
       </w:r>
     </w:p>
     <w:p>
-      <w:pPr>
-        <w:spacing w:after="0" w:before="0"/>
-      </w:pPr>
       <w:r>
-        <w:rPr>
-          <w:b w:val="0"/>
-          <w:i w:val="0"/>
-          <w:sz w:val="22"/>
-        </w:rPr>
-        <w:t>(b) The uterus is firm and midline</w:t>
+        <w:t xml:space="preserve">Question: According to Naegele's rule, the expected date of delivery is calculated by:</w:t>
       </w:r>
     </w:p>
     <w:p>
-      <w:pPr>
-        <w:spacing w:after="0" w:before="0"/>
-      </w:pPr>
       <w:r>
-        <w:rPr>
-          <w:b w:val="0"/>
-          <w:i w:val="0"/>
-          <w:sz w:val="22"/>
-        </w:rPr>
-        <w:t>(c) Lochia changes to serosa by day 4</w:t>
+        <w:t xml:space="preserve">(a) Adding 9 months and 7 days to the first day of the last menstrual period</w:t>
       </w:r>
     </w:p>
     <w:p>
-      <w:pPr>
-        <w:spacing w:after="0" w:before="0"/>
-      </w:pPr>
       <w:r>
-        <w:rPr>
-          <w:b w:val="0"/>
-          <w:i w:val="0"/>
-          <w:sz w:val="22"/>
-        </w:rPr>
-        <w:t>(d) The fundus descends one fingerbreadth per day</w:t>
+        <w:t xml:space="preserve">(b) Subtracting 7 days from the LMP</w:t>
       </w:r>
     </w:p>
     <w:p>
-      <w:pPr>
-        <w:spacing w:after="0" w:before="40"/>
-      </w:pPr>
       <w:r>
-        <w:rPr>
-          <w:b/>
-          <w:i w:val="0"/>
-          <w:sz w:val="22"/>
-        </w:rPr>
-        <w:t>Answer: a</w:t>
+        <w:t xml:space="preserve">(c) Adding 7 days to the LMP only</w:t>
       </w:r>
     </w:p>
     <w:p>
-      <w:pPr>
-        <w:spacing w:after="0" w:before="0"/>
-      </w:pPr>
       <w:r>
-        <w:rPr>
-          <w:b w:val="0"/>
-          <w:i w:val="0"/>
-          <w:sz w:val="21"/>
-        </w:rPr>
-        <w:t>Solution: Retained placental fragments prevent the uterus from contracting fully, causing a soft uterus and persistent bright-red lochia with clots beyond the expected time. The other findings indicate normal involution.</w:t>
+        <w:t xml:space="preserve">(d) Adding 9 months to the LMP only</w:t>
       </w:r>
     </w:p>
     <w:p>
-      <w:pPr>
-        <w:spacing w:after="0" w:before="0"/>
-      </w:pPr>
       <w:r>
-        <w:rPr>
-          <w:b w:val="0"/>
-          <w:i w:val="0"/>
-          <w:sz w:val="20"/>
-        </w:rPr>
-        <w:t>Positive Marks: 1</w:t>
+        <w:t xml:space="preserve">Answer: a</w:t>
       </w:r>
     </w:p>
     <w:p>
-      <w:pPr>
-        <w:spacing w:after="160" w:before="0"/>
-      </w:pPr>
       <w:r>
-        <w:rPr>
-          <w:b w:val="0"/>
-          <w:i w:val="0"/>
-          <w:sz w:val="20"/>
-        </w:rPr>
-        <w:t>Negative Marks: 0.25</w:t>
+        <w:t xml:space="preserve">Solution: Naegele's rule: LMP + 9 months + 7 days (or LMP - 3 months + 7 days + 1 year).</w:t>
       </w:r>
     </w:p>
     <w:p>
-      <w:pPr>
-        <w:spacing w:after="40" w:before="120"/>
-      </w:pPr>
       <w:r>
-        <w:rPr>
-          <w:b w:val="0"/>
-          <w:i w:val="0"/>
-          <w:sz w:val="22"/>
-        </w:rPr>
-        <w:t>Question: A client is unable to discard old newspapers, boxes, and rubbish, and becomes distressed at the thought of throwing them away. This behaviour is most consistent with:</w:t>
+        <w:t xml:space="preserve">Positive Marks: 1</w:t>
       </w:r>
     </w:p>
     <w:p>
-      <w:pPr>
-        <w:spacing w:after="0" w:before="0"/>
-      </w:pPr>
       <w:r>
-        <w:rPr>
-          <w:b w:val="0"/>
-          <w:i w:val="0"/>
-          <w:sz w:val="22"/>
-        </w:rPr>
-        <w:t>(a) Hoarding disorder</w:t>
+        <w:t xml:space="preserve">Negative Marks: 0.25</w:t>
       </w:r>
     </w:p>
     <w:p>
-      <w:pPr>
-        <w:spacing w:after="0" w:before="0"/>
-      </w:pPr>
       <w:r>
-        <w:rPr>
-          <w:b w:val="0"/>
-          <w:i w:val="0"/>
-          <w:sz w:val="22"/>
-        </w:rPr>
-        <w:t>(b) Obsessive-compulsive disorder</w:t>
+        <w:t xml:space="preserve"/>
       </w:r>
     </w:p>
     <w:p>
-      <w:pPr>
-        <w:spacing w:after="0" w:before="0"/>
-      </w:pPr>
       <w:r>
-        <w:rPr>
-          <w:b w:val="0"/>
-          <w:i w:val="0"/>
-          <w:sz w:val="22"/>
-        </w:rPr>
-        <w:t>(c) Somatic symptom disorder</w:t>
+        <w:t xml:space="preserve">Question: Under the national program, a mega dose of vitamin A is given to children:</w:t>
       </w:r>
     </w:p>
     <w:p>
-      <w:pPr>
-        <w:spacing w:after="0" w:before="0"/>
-      </w:pPr>
       <w:r>
-        <w:rPr>
-          <w:b w:val="0"/>
-          <w:i w:val="0"/>
-          <w:sz w:val="22"/>
-        </w:rPr>
-        <w:t>(d) Schizotypal personality disorder</w:t>
+        <w:t xml:space="preserve">(a) From 9 months to 5 years at intervals</w:t>
       </w:r>
     </w:p>
     <w:p>
-      <w:pPr>
-        <w:spacing w:after="0" w:before="40"/>
-      </w:pPr>
       <w:r>
-        <w:rPr>
-          <w:b/>
-          <w:i w:val="0"/>
-          <w:sz w:val="22"/>
-        </w:rPr>
-        <w:t>Answer: a</w:t>
+        <w:t xml:space="preserve">(b) Only at birth</w:t>
       </w:r>
     </w:p>
     <w:p>
-      <w:pPr>
-        <w:spacing w:after="0" w:before="0"/>
-      </w:pPr>
       <w:r>
-        <w:rPr>
-          <w:b w:val="0"/>
-          <w:i w:val="0"/>
-          <w:sz w:val="21"/>
-        </w:rPr>
-        <w:t>Solution: Hoarding disorder is the persistent difficulty discarding possessions regardless of their value, causing clutter and distress. OCD (b) involves obsessions and compulsions, but hoarding is a distinct disorder even when it resembles collecting.</w:t>
+        <w:t xml:space="preserve">(c) Only to adults</w:t>
       </w:r>
     </w:p>
     <w:p>
-      <w:pPr>
-        <w:spacing w:after="0" w:before="0"/>
-      </w:pPr>
       <w:r>
-        <w:rPr>
-          <w:b w:val="0"/>
-          <w:i w:val="0"/>
-          <w:sz w:val="20"/>
-        </w:rPr>
-        <w:t>Positive Marks: 1</w:t>
+        <w:t xml:space="preserve">(d) Only during pregnancy</w:t>
       </w:r>
     </w:p>
     <w:p>
-      <w:pPr>
-        <w:spacing w:after="160" w:before="0"/>
-      </w:pPr>
       <w:r>
-        <w:rPr>
-          <w:b w:val="0"/>
-          <w:i w:val="0"/>
-          <w:sz w:val="20"/>
-        </w:rPr>
-        <w:t>Negative Marks: 0.25</w:t>
+        <w:t xml:space="preserve">Answer: a</w:t>
       </w:r>
     </w:p>
     <w:p>
-      <w:pPr>
-        <w:spacing w:after="40" w:before="120"/>
-      </w:pPr>
       <w:r>
-        <w:rPr>
-          <w:b w:val="0"/>
-          <w:i w:val="0"/>
-          <w:sz w:val="22"/>
-        </w:rPr>
-        <w:t>Question: Two years after her husband's death, a widow remains intensely preoccupied with her loss, avoids all reminders, and is unable to resume normal life. Which response is most likely?</w:t>
+        <w:t xml:space="preserve">Solution: Vitamin A mega doses begin at 9 months (with measles vaccination) and continue every 6 months up to 5 years to prevent deficiency blindness.</w:t>
       </w:r>
     </w:p>
     <w:p>
-      <w:pPr>
-        <w:spacing w:after="0" w:before="0"/>
-      </w:pPr>
       <w:r>
-        <w:rPr>
-          <w:b w:val="0"/>
-          <w:i w:val="0"/>
-          <w:sz w:val="22"/>
-        </w:rPr>
-        <w:t>(a) Complicated grief</w:t>
+        <w:t xml:space="preserve">Positive Marks: 1</w:t>
       </w:r>
     </w:p>
     <w:p>
-      <w:pPr>
-        <w:spacing w:after="0" w:before="0"/>
-      </w:pPr>
       <w:r>
-        <w:rPr>
-          <w:b w:val="0"/>
-          <w:i w:val="0"/>
-          <w:sz w:val="22"/>
-        </w:rPr>
-        <w:t>(b) Normal grief</w:t>
+        <w:t xml:space="preserve">Negative Marks: 0.25</w:t>
       </w:r>
     </w:p>
     <w:p>
-      <w:pPr>
-        <w:spacing w:after="0" w:before="0"/>
-      </w:pPr>
       <w:r>
-        <w:rPr>
-          <w:b w:val="0"/>
-          <w:i w:val="0"/>
-          <w:sz w:val="22"/>
-        </w:rPr>
-        <w:t>(c) Major depressive disorder</w:t>
+        <w:t xml:space="preserve"/>
       </w:r>
     </w:p>
     <w:p>
-      <w:pPr>
-        <w:spacing w:after="0" w:before="0"/>
-      </w:pPr>
       <w:r>
-        <w:rPr>
-          <w:b w:val="0"/>
-          <w:i w:val="0"/>
-          <w:sz w:val="22"/>
-        </w:rPr>
-        <w:t>(d) Acute stress disorder</w:t>
+        <w:t xml:space="preserve">Question: When a client reports hearing voices, the most therapeutic response is:</w:t>
       </w:r>
     </w:p>
     <w:p>
-      <w:pPr>
-        <w:spacing w:after="0" w:before="40"/>
-      </w:pPr>
       <w:r>
-        <w:rPr>
-          <w:b/>
-          <w:i w:val="0"/>
-          <w:sz w:val="22"/>
-        </w:rPr>
-        <w:t>Answer: a</w:t>
+        <w:t xml:space="preserve">(a) "I hear them too."</w:t>
       </w:r>
     </w:p>
     <w:p>
-      <w:pPr>
-        <w:spacing w:after="0" w:before="0"/>
-      </w:pPr>
       <w:r>
-        <w:rPr>
-          <w:b w:val="0"/>
-          <w:i w:val="0"/>
-          <w:sz w:val="21"/>
-        </w:rPr>
-        <w:t>Solution: Complicated (prolonged) grief persists beyond about a year with intense yearning, avoidance, and functional impairment. Normal grief (b) gradually lessens in intensity, and the duration and specific grief features distinguish it from depression (c).</w:t>
+        <w:t xml:space="preserve">(b) "That is impossible."</w:t>
       </w:r>
     </w:p>
     <w:p>
-      <w:pPr>
-        <w:spacing w:after="0" w:before="0"/>
-      </w:pPr>
       <w:r>
-        <w:rPr>
-          <w:b w:val="0"/>
-          <w:i w:val="0"/>
-          <w:sz w:val="20"/>
-        </w:rPr>
-        <w:t>Positive Marks: 1</w:t>
+        <w:t xml:space="preserve">(c) "Stop imagining things."</w:t>
       </w:r>
     </w:p>
     <w:p>
-      <w:pPr>
-        <w:spacing w:after="160" w:before="0"/>
-      </w:pPr>
       <w:r>
-        <w:rPr>
-          <w:b w:val="0"/>
-          <w:i w:val="0"/>
-          <w:sz w:val="20"/>
-        </w:rPr>
-        <w:t>Negative Marks: 0.25</w:t>
+        <w:t xml:space="preserve">(d) "I do not hear voices, but I understand they are real to you."</w:t>
       </w:r>
     </w:p>
     <w:p>
-      <w:pPr>
-        <w:spacing w:after="40" w:before="120"/>
-      </w:pPr>
       <w:r>
-        <w:rPr>
-          <w:b w:val="0"/>
-          <w:i w:val="0"/>
-          <w:sz w:val="22"/>
-        </w:rPr>
-        <w:t>Question: A preterm infant develops abdominal distension, bilious vomiting, and blood in the stool. Which condition should the nurse suspect?</w:t>
+        <w:t xml:space="preserve">Answer: d</w:t>
       </w:r>
     </w:p>
     <w:p>
-      <w:pPr>
-        <w:spacing w:after="0" w:before="0"/>
-      </w:pPr>
       <w:r>
-        <w:rPr>
-          <w:b w:val="0"/>
-          <w:i w:val="0"/>
-          <w:sz w:val="22"/>
-        </w:rPr>
-        <w:t>(a) Necrotizing enterocolitis</w:t>
+        <w:t xml:space="preserve">Solution: Acknowledging the client's experience without agreeing with the hallucination maintains trust and reality orientation.</w:t>
       </w:r>
     </w:p>
     <w:p>
-      <w:pPr>
-        <w:spacing w:after="0" w:before="0"/>
-      </w:pPr>
       <w:r>
-        <w:rPr>
-          <w:b w:val="0"/>
-          <w:i w:val="0"/>
-          <w:sz w:val="22"/>
-        </w:rPr>
-        <w:t>(b) Pyloric stenosis</w:t>
+        <w:t xml:space="preserve">Positive Marks: 1</w:t>
       </w:r>
     </w:p>
     <w:p>
-      <w:pPr>
-        <w:spacing w:after="0" w:before="0"/>
-      </w:pPr>
       <w:r>
-        <w:rPr>
-          <w:b w:val="0"/>
-          <w:i w:val="0"/>
-          <w:sz w:val="22"/>
-        </w:rPr>
-        <w:t>(c) Intussusception</w:t>
+        <w:t xml:space="preserve">Negative Marks: 0.25</w:t>
       </w:r>
     </w:p>
     <w:p>
-      <w:pPr>
-        <w:spacing w:after="0" w:before="0"/>
-      </w:pPr>
       <w:r>
-        <w:rPr>
-          <w:b w:val="0"/>
-          <w:i w:val="0"/>
-          <w:sz w:val="22"/>
-        </w:rPr>
-        <w:t>(d) Meconium ileus</w:t>
+        <w:t xml:space="preserve"/>
       </w:r>
     </w:p>
     <w:p>
-      <w:pPr>
-        <w:spacing w:after="0" w:before="40"/>
-      </w:pPr>
       <w:r>
-        <w:rPr>
-          <w:b/>
-          <w:i w:val="0"/>
-          <w:sz w:val="22"/>
-        </w:rPr>
-        <w:t>Answer: a</w:t>
+        <w:t xml:space="preserve">Question: The Community Health Centre (CHC) is a:</w:t>
       </w:r>
     </w:p>
     <w:p>
-      <w:pPr>
-        <w:spacing w:after="0" w:before="0"/>
-      </w:pPr>
       <w:r>
-        <w:rPr>
-          <w:b w:val="0"/>
-          <w:i w:val="0"/>
-          <w:sz w:val="21"/>
-        </w:rPr>
-        <w:t>Solution: NEC—most common in preterm infants—presents with abdominal distension, bilious vomiting, bloody stools, and lethargy; feedings are stopped immediately. Pyloric stenosis (b) causes projectile non-bilious vomiting, and intussusception (c) causes currant-jelly stools in older infants.</w:t>
+        <w:t xml:space="preserve">(a) Village-level unit</w:t>
       </w:r>
     </w:p>
     <w:p>
-      <w:pPr>
-        <w:spacing w:after="0" w:before="0"/>
-      </w:pPr>
       <w:r>
-        <w:rPr>
-          <w:b w:val="0"/>
-          <w:i w:val="0"/>
-          <w:sz w:val="20"/>
-        </w:rPr>
-        <w:t>Positive Marks: 1</w:t>
+        <w:t xml:space="preserve">(b) First referral unit (30-bed hospital) at the block level</w:t>
       </w:r>
     </w:p>
     <w:p>
-      <w:pPr>
-        <w:spacing w:after="160" w:before="0"/>
-      </w:pPr>
       <w:r>
-        <w:rPr>
-          <w:b w:val="0"/>
-          <w:i w:val="0"/>
-          <w:sz w:val="20"/>
-        </w:rPr>
-        <w:t>Negative Marks: 0.25</w:t>
+        <w:t xml:space="preserve">(c) Medical college</w:t>
       </w:r>
     </w:p>
     <w:p>
-      <w:pPr>
-        <w:spacing w:after="40" w:before="120"/>
-      </w:pPr>
       <w:r>
-        <w:rPr>
-          <w:b w:val="0"/>
-          <w:i w:val="0"/>
-          <w:sz w:val="22"/>
-        </w:rPr>
-        <w:t>Question: Which complication is most closely associated with oxygen therapy in a preterm infant?</w:t>
+        <w:t xml:space="preserve">(d) Private clinic</w:t>
       </w:r>
     </w:p>
     <w:p>
-      <w:pPr>
-        <w:spacing w:after="0" w:before="0"/>
-      </w:pPr>
       <w:r>
-        <w:rPr>
-          <w:b w:val="0"/>
-          <w:i w:val="0"/>
-          <w:sz w:val="22"/>
-        </w:rPr>
-        <w:t>(a) Retinopathy of prematurity</w:t>
+        <w:t xml:space="preserve">Answer: b</w:t>
       </w:r>
     </w:p>
     <w:p>
-      <w:pPr>
-        <w:spacing w:after="0" w:before="0"/>
-      </w:pPr>
       <w:r>
-        <w:rPr>
-          <w:b w:val="0"/>
-          <w:i w:val="0"/>
-          <w:sz w:val="22"/>
-        </w:rPr>
-        <w:t>(b) Congenital heart disease</w:t>
+        <w:t xml:space="preserve">Solution: A CHC is a 30-bed first-referral hospital at the block level, backed by four primary health centres and their sub-centres.</w:t>
       </w:r>
     </w:p>
     <w:p>
-      <w:pPr>
-        <w:spacing w:after="0" w:before="0"/>
-      </w:pPr>
       <w:r>
-        <w:rPr>
-          <w:b w:val="0"/>
-          <w:i w:val="0"/>
-          <w:sz w:val="22"/>
-        </w:rPr>
-        <w:t>(c) Cleft palate</w:t>
+        <w:t xml:space="preserve">Positive Marks: 1</w:t>
       </w:r>
     </w:p>
     <w:p>
-      <w:pPr>
-        <w:spacing w:after="0" w:before="0"/>
-      </w:pPr>
       <w:r>
-        <w:rPr>
-          <w:b w:val="0"/>
-          <w:i w:val="0"/>
-          <w:sz w:val="22"/>
-        </w:rPr>
-        <w:t>(d) Cerebral palsy</w:t>
+        <w:t xml:space="preserve">Negative Marks: 0.25</w:t>
       </w:r>
     </w:p>
     <w:p>
-      <w:pPr>
-        <w:spacing w:after="0" w:before="40"/>
-      </w:pPr>
       <w:r>
-        <w:rPr>
-          <w:b/>
-          <w:i w:val="0"/>
-          <w:sz w:val="22"/>
-        </w:rPr>
-        <w:t>Answer: a</w:t>
+        <w:t xml:space="preserve"/>
       </w:r>
     </w:p>
     <w:p>
-      <w:pPr>
-        <w:spacing w:after="0" w:before="0"/>
-      </w:pPr>
       <w:r>
-        <w:rPr>
-          <w:b w:val="0"/>
-          <w:i w:val="0"/>
-          <w:sz w:val="21"/>
-        </w:rPr>
-        <w:t>Solution: Excessive or fluctuating oxygen in preterm infants damages immature retinal vessels, causing retinopathy of prematurity. The other options are not caused by oxygen therapy.</w:t>
+        <w:t xml:space="preserve">Question: Metoclopramide is used mainly to:</w:t>
       </w:r>
     </w:p>
     <w:p>
-      <w:pPr>
-        <w:spacing w:after="0" w:before="0"/>
-      </w:pPr>
       <w:r>
-        <w:rPr>
-          <w:b w:val="0"/>
-          <w:i w:val="0"/>
-          <w:sz w:val="20"/>
-        </w:rPr>
-        <w:t>Positive Marks: 1</w:t>
+        <w:t xml:space="preserve">(a) Reduce fever</w:t>
       </w:r>
     </w:p>
     <w:p>
-      <w:pPr>
-        <w:spacing w:after="160" w:before="0"/>
-      </w:pPr>
       <w:r>
-        <w:rPr>
-          <w:b w:val="0"/>
-          <w:i w:val="0"/>
-          <w:sz w:val="20"/>
-        </w:rPr>
-        <w:t>Negative Marks: 0.25</w:t>
+        <w:t xml:space="preserve">(b) Treat pain</w:t>
       </w:r>
     </w:p>
     <w:p>
-      <w:pPr>
-        <w:spacing w:after="40" w:before="120"/>
-      </w:pPr>
       <w:r>
-        <w:rPr>
-          <w:b w:val="0"/>
-          <w:i w:val="0"/>
-          <w:sz w:val="22"/>
-        </w:rPr>
-        <w:t>Question: During an outbreak investigation, the nurse plots each case on a map of the community. This technique is called a:</w:t>
+        <w:t xml:space="preserve">(c) Relieve nausea and vomiting</w:t>
       </w:r>
     </w:p>
     <w:p>
-      <w:pPr>
-        <w:spacing w:after="0" w:before="0"/>
-      </w:pPr>
       <w:r>
-        <w:rPr>
-          <w:b w:val="0"/>
-          <w:i w:val="0"/>
-          <w:sz w:val="22"/>
-        </w:rPr>
-        <w:t>(a) Spot map</w:t>
+        <w:t xml:space="preserve">(d) Induce sleep</w:t>
       </w:r>
     </w:p>
     <w:p>
-      <w:pPr>
-        <w:spacing w:after="0" w:before="0"/>
-      </w:pPr>
       <w:r>
-        <w:rPr>
-          <w:b w:val="0"/>
-          <w:i w:val="0"/>
-          <w:sz w:val="22"/>
-        </w:rPr>
-        <w:t>(b) Epidemic curve</w:t>
+        <w:t xml:space="preserve">Answer: c</w:t>
       </w:r>
     </w:p>
     <w:p>
-      <w:pPr>
-        <w:spacing w:after="0" w:before="0"/>
-      </w:pPr>
       <w:r>
-        <w:rPr>
-          <w:b w:val="0"/>
-          <w:i w:val="0"/>
-          <w:sz w:val="22"/>
-        </w:rPr>
-        <w:t>(c) Pie chart</w:t>
+        <w:t xml:space="preserve">Solution: Metoclopramide is a prokinetic antiemetic that accelerates gastric emptying and relieves nausea and vomiting.</w:t>
       </w:r>
     </w:p>
     <w:p>
-      <w:pPr>
-        <w:spacing w:after="0" w:before="0"/>
-      </w:pPr>
       <w:r>
-        <w:rPr>
-          <w:b w:val="0"/>
-          <w:i w:val="0"/>
-          <w:sz w:val="22"/>
-        </w:rPr>
-        <w:t>(d) Scatter diagram</w:t>
+        <w:t xml:space="preserve">Positive Marks: 1</w:t>
       </w:r>
     </w:p>
     <w:p>
-      <w:pPr>
-        <w:spacing w:after="0" w:before="40"/>
-      </w:pPr>
       <w:r>
-        <w:rPr>
-          <w:b/>
-          <w:i w:val="0"/>
-          <w:sz w:val="22"/>
-        </w:rPr>
-        <w:t>Answer: a</w:t>
+        <w:t xml:space="preserve">Negative Marks: 0.25</w:t>
       </w:r>
     </w:p>
     <w:p>
-      <w:pPr>
-        <w:spacing w:after="0" w:before="0"/>
-      </w:pPr>
       <w:r>
-        <w:rPr>
-          <w:b w:val="0"/>
-          <w:i w:val="0"/>
-          <w:sz w:val="21"/>
-        </w:rPr>
-        <w:t>Solution: A spot map plots the geographic location of cases, helping identify the source and spread of an outbreak. An epidemic curve (b) plots cases over time, not location.</w:t>
+        <w:t xml:space="preserve"/>
       </w:r>
     </w:p>
     <w:p>
-      <w:pPr>
-        <w:spacing w:after="0" w:before="0"/>
-      </w:pPr>
       <w:r>
-        <w:rPr>
-          <w:b w:val="0"/>
-          <w:i w:val="0"/>
-          <w:sz w:val="20"/>
-        </w:rPr>
-        <w:t>Positive Marks: 1</w:t>
+        <w:t xml:space="preserve">Question: Which muscle type is under voluntary control?</w:t>
       </w:r>
     </w:p>
     <w:p>
-      <w:pPr>
-        <w:spacing w:after="160" w:before="0"/>
-      </w:pPr>
       <w:r>
-        <w:rPr>
-          <w:b w:val="0"/>
-          <w:i w:val="0"/>
-          <w:sz w:val="20"/>
-        </w:rPr>
-        <w:t>Negative Marks: 0.25</w:t>
+        <w:t xml:space="preserve">(a) Skeletal muscle</w:t>
       </w:r>
     </w:p>
     <w:p>
-      <w:pPr>
-        <w:spacing w:after="40" w:before="120"/>
-      </w:pPr>
       <w:r>
-        <w:rPr>
-          <w:b w:val="0"/>
-          <w:i w:val="0"/>
-          <w:sz w:val="22"/>
-        </w:rPr>
-        <w:t>Question: The basic contractile unit of a skeletal muscle fibre is the:</w:t>
+        <w:t xml:space="preserve">(b) Cardiac muscle</w:t>
       </w:r>
     </w:p>
     <w:p>
-      <w:pPr>
-        <w:spacing w:after="0" w:before="0"/>
-      </w:pPr>
       <w:r>
-        <w:rPr>
-          <w:b w:val="0"/>
-          <w:i w:val="0"/>
-          <w:sz w:val="22"/>
-        </w:rPr>
-        <w:t>(a) Sarcomere</w:t>
+        <w:t xml:space="preserve">(c) Smooth muscle of the gut</w:t>
       </w:r>
     </w:p>
     <w:p>
-      <w:pPr>
-        <w:spacing w:after="0" w:before="0"/>
-      </w:pPr>
       <w:r>
-        <w:rPr>
-          <w:b w:val="0"/>
-          <w:i w:val="0"/>
-          <w:sz w:val="22"/>
-        </w:rPr>
-        <w:t>(b) Myofibril</w:t>
+        <w:t xml:space="preserve">(d) Smooth muscle of blood vessels</w:t>
       </w:r>
     </w:p>
     <w:p>
-      <w:pPr>
-        <w:spacing w:after="0" w:before="0"/>
-      </w:pPr>
       <w:r>
-        <w:rPr>
-          <w:b w:val="0"/>
-          <w:i w:val="0"/>
-          <w:sz w:val="22"/>
-        </w:rPr>
-        <w:t>(c) Sarcolemma</w:t>
+        <w:t xml:space="preserve">Answer: a</w:t>
       </w:r>
     </w:p>
     <w:p>
-      <w:pPr>
-        <w:spacing w:after="0" w:before="0"/>
-      </w:pPr>
       <w:r>
-        <w:rPr>
-          <w:b w:val="0"/>
-          <w:i w:val="0"/>
-          <w:sz w:val="22"/>
-        </w:rPr>
-        <w:t>(d) Motor end plate</w:t>
+        <w:t xml:space="preserve">Solution: Skeletal muscle is controlled voluntarily; cardiac and smooth muscles are involuntary.</w:t>
       </w:r>
     </w:p>
     <w:p>
-      <w:pPr>
-        <w:spacing w:after="0" w:before="40"/>
-      </w:pPr>
       <w:r>
-        <w:rPr>
-          <w:b/>
-          <w:i w:val="0"/>
-          <w:sz w:val="22"/>
-        </w:rPr>
-        <w:t>Answer: a</w:t>
+        <w:t xml:space="preserve">Positive Marks: 1</w:t>
       </w:r>
     </w:p>
     <w:p>
-      <w:pPr>
-        <w:spacing w:after="0" w:before="0"/>
-      </w:pPr>
       <w:r>
-        <w:rPr>
-          <w:b w:val="0"/>
-          <w:i w:val="0"/>
-          <w:sz w:val="21"/>
-        </w:rPr>
-        <w:t>Solution: The sarcomere, extending from one Z-line to the next, is the functional contractile unit of skeletal muscle. Myofibrils (b) are made of sarcomeres, the sarcolemma (c) is the cell membrane, and the motor end plate (d) is the neuromuscular junction.</w:t>
+        <w:t xml:space="preserve">Negative Marks: 0.25</w:t>
       </w:r>
     </w:p>
     <w:p>
-      <w:pPr>
-        <w:spacing w:after="0" w:before="0"/>
-      </w:pPr>
       <w:r>
-        <w:rPr>
-          <w:b w:val="0"/>
-          <w:i w:val="0"/>
-          <w:sz w:val="20"/>
-        </w:rPr>
-        <w:t>Positive Marks: 1</w:t>
+        <w:t xml:space="preserve"/>
       </w:r>
     </w:p>
     <w:p>
-      <w:pPr>
-        <w:spacing w:after="160" w:before="0"/>
-      </w:pPr>
       <w:r>
-        <w:rPr>
-          <w:b w:val="0"/>
-          <w:i w:val="0"/>
-          <w:sz w:val="20"/>
-        </w:rPr>
-        <w:t>Negative Marks: 0.25</w:t>
+        <w:t xml:space="preserve">Question: A simple face mask delivers oxygen at approximately:</w:t>
+      </w:r>
+    </w:p>
+    <w:p>
+      <w:r>
+        <w:t xml:space="preserve">(a) 100% always</w:t>
+      </w:r>
+    </w:p>
+    <w:p>
+      <w:r>
+        <w:t xml:space="preserve">(b) 24% always</w:t>
+      </w:r>
+    </w:p>
+    <w:p>
+      <w:r>
+        <w:t xml:space="preserve">(c) No oxygen</w:t>
+      </w:r>
+    </w:p>
+    <w:p>
+      <w:r>
+        <w:t xml:space="preserve">(d) 35-60% depending on flow rate</w:t>
+      </w:r>
+    </w:p>
+    <w:p>
+      <w:r>
+        <w:t xml:space="preserve">Answer: d</w:t>
+      </w:r>
+    </w:p>
+    <w:p>
+      <w:r>
+        <w:t xml:space="preserve">Solution: A simple face mask at 6-10 L/min delivers roughly 35-60% oxygen; higher concentrations need non-rebreather masks.</w:t>
+      </w:r>
+    </w:p>
+    <w:p>
+      <w:r>
+        <w:t xml:space="preserve">Positive Marks: 1</w:t>
+      </w:r>
+    </w:p>
+    <w:p>
+      <w:r>
+        <w:t xml:space="preserve">Negative Marks: 0.25</w:t>
+      </w:r>
+    </w:p>
+    <w:p>
+      <w:r>
+        <w:t xml:space="preserve"/>
+      </w:r>
+    </w:p>
+    <w:p>
+      <w:r>
+        <w:t xml:space="preserve">Question: An incident report is completed when:</w:t>
+      </w:r>
+    </w:p>
+    <w:p>
+      <w:r>
+        <w:t xml:space="preserve">(a) A client is discharged</w:t>
+      </w:r>
+    </w:p>
+    <w:p>
+      <w:r>
+        <w:t xml:space="preserve">(b) An unexpected event occurs that harmed or could have harmed a client</w:t>
+      </w:r>
+    </w:p>
+    <w:p>
+      <w:r>
+        <w:t xml:space="preserve">(c) A new admission arrives</w:t>
+      </w:r>
+    </w:p>
+    <w:p>
+      <w:r>
+        <w:t xml:space="preserve">(d) Staff go on break</w:t>
+      </w:r>
+    </w:p>
+    <w:p>
+      <w:r>
+        <w:t xml:space="preserve">Answer: b</w:t>
+      </w:r>
+    </w:p>
+    <w:p>
+      <w:r>
+        <w:t xml:space="preserve">Solution: Incident reports document unexpected events (falls, medication errors, injuries) for risk management; they are not part of the medical record.</w:t>
+      </w:r>
+    </w:p>
+    <w:p>
+      <w:r>
+        <w:t xml:space="preserve">Positive Marks: 1</w:t>
+      </w:r>
+    </w:p>
+    <w:p>
+      <w:r>
+        <w:t xml:space="preserve">Negative Marks: 0.25</w:t>
       </w:r>
     </w:p>
     <w:sectPr>
       <w:pgSz w:w="12240" w:h="15840"/>
-      <w:pgMar w:top="864" w:right="1008" w:bottom="864" w:left="1008" w:header="720" w:footer="720" w:gutter="0"/>
+      <w:pgMar w:top="1440" w:right="1800" w:bottom="1440" w:left="1800" w:header="720" w:footer="720" w:gutter="0"/>
       <w:cols w:space="720"/>
       <w:docGrid w:linePitch="360"/>
     </w:sectPr>
@@ -2715,10 +1365,6 @@
     <w:name w:val="Normal"/>
     <w:qFormat/>
     <w:rsid w:val="00FC693F"/>
-    <w:rPr>
-      <w:rFonts w:ascii="Calibri" w:hAnsi="Calibri"/>
-      <w:sz w:val="22"/>
-    </w:rPr>
   </w:style>
   <w:style w:type="paragraph" w:styleId="Header">
     <w:name w:val="header"/>
